--- a/testakten/starug-schutzschirm-grossbach-druckguss-erfurt/02_erstberatungsnotiz.docx
+++ b/testakten/starug-schutzschirm-grossbach-druckguss-erfurt/02_erstberatungsnotiz.docx
@@ -5,44 +5,66 @@
     <w:p>
       <w:pPr>
         <w:pStyle w:val="Heading1"/>
+        <w:spacing w:after="160" w:line="259" w:lineRule="auto"/>
       </w:pPr>
       <w:r>
         <w:rPr>
           <w:rFonts w:ascii="Times New Roman" w:hAnsi="Times New Roman"/>
+          <w:b/>
+          <w:sz w:val="28"/>
         </w:rPr>
         <w:t>02 – Erstberatungsnotiz</w:t>
       </w:r>
     </w:p>
     <w:p>
       <w:pPr>
+        <w:spacing w:before="120" w:after="60" w:line="259" w:lineRule="auto"/>
         <w:jc w:val="left"/>
       </w:pPr>
       <w:r>
         <w:rPr>
-          <w:b/>
+          <w:rFonts w:ascii="Times New Roman" w:hAnsi="Times New Roman"/>
+          <w:b w:val="0"/>
+          <w:i w:val="0"/>
+          <w:sz w:val="22"/>
         </w:rPr>
         <w:t>Datum:</w:t>
       </w:r>
       <w:r>
+        <w:rPr>
+          <w:rFonts w:ascii="Times New Roman" w:hAnsi="Times New Roman"/>
+          <w:b w:val="0"/>
+          <w:i w:val="0"/>
+          <w:sz w:val="22"/>
+        </w:rPr>
         <w:t xml:space="preserve"> 22. April 2026, 14:00–17:30 Uhr</w:t>
       </w:r>
     </w:p>
     <w:p>
       <w:pPr>
+        <w:spacing w:before="120" w:after="60" w:line="259" w:lineRule="auto"/>
         <w:jc w:val="left"/>
       </w:pPr>
       <w:r>
         <w:rPr>
+          <w:rFonts w:ascii="Times New Roman" w:hAnsi="Times New Roman"/>
           <w:b/>
+          <w:sz w:val="22"/>
         </w:rPr>
         <w:t>Ort:</w:t>
       </w:r>
       <w:r>
+        <w:rPr>
+          <w:rFonts w:ascii="Times New Roman" w:hAnsi="Times New Roman"/>
+          <w:b/>
+          <w:sz w:val="22"/>
+        </w:rPr>
         <w:t xml:space="preserve"> Kanzlei Drosselberg &amp; Partner, Juri-Gagarin-Ring 55, 99084 Erfurt</w:t>
       </w:r>
     </w:p>
     <w:p>
       <w:pPr>
+        <w:spacing w:line="259" w:lineRule="auto" w:after="60"/>
         <w:jc w:val="left"/>
       </w:pPr>
       <w:r>
@@ -57,6 +79,7 @@
     </w:p>
     <w:p>
       <w:pPr>
+        <w:spacing w:line="259" w:lineRule="auto" w:after="60"/>
         <w:jc w:val="left"/>
       </w:pPr>
       <w:r>
@@ -71,36 +94,57 @@
     </w:p>
     <w:p>
       <w:pPr>
+        <w:spacing w:before="120" w:after="60" w:line="259" w:lineRule="auto"/>
         <w:jc w:val="left"/>
       </w:pPr>
       <w:r>
         <w:rPr>
+          <w:rFonts w:ascii="Times New Roman" w:hAnsi="Times New Roman"/>
           <w:b/>
+          <w:sz w:val="22"/>
         </w:rPr>
         <w:t>Bearbeitung:</w:t>
       </w:r>
       <w:r>
+        <w:rPr>
+          <w:rFonts w:ascii="Times New Roman" w:hAnsi="Times New Roman"/>
+          <w:b/>
+          <w:sz w:val="22"/>
+        </w:rPr>
         <w:t xml:space="preserve"> RAin Claudia Feuerbach</w:t>
       </w:r>
     </w:p>
     <w:p>
       <w:pPr>
+        <w:spacing w:before="120" w:after="60" w:line="259" w:lineRule="auto"/>
         <w:jc w:val="left"/>
       </w:pPr>
       <w:r>
         <w:rPr>
+          <w:rFonts w:ascii="Times New Roman" w:hAnsi="Times New Roman"/>
           <w:b/>
+          <w:sz w:val="22"/>
         </w:rPr>
         <w:t>Klassifizierung:</w:t>
       </w:r>
       <w:r>
+        <w:rPr>
+          <w:rFonts w:ascii="Times New Roman" w:hAnsi="Times New Roman"/>
+          <w:b/>
+          <w:sz w:val="22"/>
+        </w:rPr>
         <w:t xml:space="preserve"> Anwaltlich privilegiert – intern</w:t>
       </w:r>
     </w:p>
-    <w:p/>
+    <w:p>
+      <w:pPr>
+        <w:spacing w:line="259" w:lineRule="auto" w:after="60"/>
+      </w:pPr>
+    </w:p>
     <w:p>
       <w:pPr>
         <w:pStyle w:val="Heading2"/>
+        <w:spacing w:line="259" w:lineRule="auto" w:after="60"/>
       </w:pPr>
       <w:r>
         <w:rPr>
@@ -111,6 +155,7 @@
     </w:p>
     <w:p>
       <w:pPr>
+        <w:spacing w:line="259" w:lineRule="auto" w:after="60"/>
         <w:jc w:val="left"/>
       </w:pPr>
       <w:r>
@@ -119,6 +164,7 @@
     </w:p>
     <w:p>
       <w:pPr>
+        <w:spacing w:line="259" w:lineRule="auto" w:after="60"/>
         <w:jc w:val="left"/>
       </w:pPr>
       <w:r>
@@ -127,6 +173,7 @@
     </w:p>
     <w:p>
       <w:pPr>
+        <w:spacing w:line="259" w:lineRule="auto" w:after="60"/>
         <w:jc w:val="left"/>
       </w:pPr>
       <w:r>
@@ -135,6 +182,7 @@
     </w:p>
     <w:p>
       <w:pPr>
+        <w:spacing w:line="259" w:lineRule="auto" w:after="60"/>
         <w:jc w:val="left"/>
       </w:pPr>
       <w:r>
@@ -143,6 +191,7 @@
     </w:p>
     <w:p>
       <w:pPr>
+        <w:spacing w:line="259" w:lineRule="auto" w:after="60"/>
         <w:ind w:left="567"/>
       </w:pPr>
       <w:r>
@@ -154,6 +203,7 @@
     </w:p>
     <w:p>
       <w:pPr>
+        <w:spacing w:line="259" w:lineRule="auto" w:after="60"/>
         <w:ind w:left="567"/>
       </w:pPr>
       <w:r>
@@ -165,6 +215,7 @@
     </w:p>
     <w:p>
       <w:pPr>
+        <w:spacing w:line="259" w:lineRule="auto" w:after="60"/>
         <w:ind w:left="567"/>
       </w:pPr>
       <w:r>
@@ -176,6 +227,7 @@
     </w:p>
     <w:p>
       <w:pPr>
+        <w:spacing w:line="259" w:lineRule="auto" w:after="60"/>
         <w:ind w:left="567"/>
       </w:pPr>
       <w:r>
@@ -187,6 +239,7 @@
     </w:p>
     <w:p>
       <w:pPr>
+        <w:spacing w:line="259" w:lineRule="auto" w:after="60"/>
         <w:ind w:left="567"/>
       </w:pPr>
       <w:r>
@@ -198,6 +251,7 @@
     </w:p>
     <w:p>
       <w:pPr>
+        <w:spacing w:line="259" w:lineRule="auto" w:after="60"/>
         <w:ind w:left="567"/>
       </w:pPr>
       <w:r>
@@ -209,6 +263,7 @@
     </w:p>
     <w:p>
       <w:pPr>
+        <w:spacing w:line="259" w:lineRule="auto" w:after="60"/>
         <w:ind w:left="567"/>
       </w:pPr>
       <w:r>
@@ -220,6 +275,7 @@
     </w:p>
     <w:p>
       <w:pPr>
+        <w:spacing w:line="259" w:lineRule="auto" w:after="60"/>
         <w:jc w:val="left"/>
       </w:pPr>
       <w:r>
@@ -228,6 +284,7 @@
     </w:p>
     <w:p>
       <w:pPr>
+        <w:spacing w:line="259" w:lineRule="auto" w:after="60"/>
         <w:jc w:val="left"/>
       </w:pPr>
       <w:r>
@@ -236,6 +293,7 @@
     </w:p>
     <w:p>
       <w:pPr>
+        <w:spacing w:line="259" w:lineRule="auto" w:after="60"/>
         <w:jc w:val="left"/>
       </w:pPr>
       <w:r>
@@ -244,16 +302,22 @@
     </w:p>
     <w:p>
       <w:pPr>
+        <w:spacing w:line="259" w:lineRule="auto" w:after="60"/>
         <w:jc w:val="left"/>
       </w:pPr>
       <w:r>
         <w:t>Mittel bereitgestellt.</w:t>
       </w:r>
     </w:p>
-    <w:p/>
+    <w:p>
+      <w:pPr>
+        <w:spacing w:line="259" w:lineRule="auto" w:after="60"/>
+      </w:pPr>
+    </w:p>
     <w:p>
       <w:pPr>
         <w:pStyle w:val="Heading2"/>
+        <w:spacing w:line="259" w:lineRule="auto" w:after="60"/>
       </w:pPr>
       <w:r>
         <w:rPr>
@@ -264,6 +328,7 @@
     </w:p>
     <w:p>
       <w:pPr>
+        <w:spacing w:line="259" w:lineRule="auto" w:after="60"/>
         <w:jc w:val="left"/>
       </w:pPr>
       <w:r>
@@ -273,6 +338,7 @@
     <w:p>
       <w:pPr>
         <w:pStyle w:val="ListBullet"/>
+        <w:spacing w:line="259" w:lineRule="auto" w:after="60"/>
       </w:pPr>
       <w:r>
         <w:t>Vorläufiger Jahresabschluss 2025 (ungeprüft)</w:t>
@@ -281,6 +347,7 @@
     <w:p>
       <w:pPr>
         <w:pStyle w:val="ListBullet"/>
+        <w:spacing w:line="259" w:lineRule="auto" w:after="60"/>
       </w:pPr>
       <w:r>
         <w:t>Kontoauszüge per 21. April 2026</w:t>
@@ -289,6 +356,7 @@
     <w:p>
       <w:pPr>
         <w:pStyle w:val="ListBullet"/>
+        <w:spacing w:line="259" w:lineRule="auto" w:after="60"/>
       </w:pPr>
       <w:r>
         <w:t>Offene-Posten-Liste (Verbindlichkeiten)</w:t>
@@ -297,6 +365,7 @@
     <w:p>
       <w:pPr>
         <w:pStyle w:val="ListBullet"/>
+        <w:spacing w:line="259" w:lineRule="auto" w:after="60"/>
       </w:pPr>
       <w:r>
         <w:t>Aktuelle Auftragsübersicht</w:t>
@@ -304,6 +373,7 @@
     </w:p>
     <w:p>
       <w:pPr>
+        <w:spacing w:line="259" w:lineRule="auto" w:after="60"/>
         <w:jc w:val="left"/>
       </w:pPr>
       <w:r>
@@ -600,6 +670,7 @@
     </w:tbl>
     <w:p>
       <w:pPr>
+        <w:spacing w:line="259" w:lineRule="auto" w:after="60"/>
         <w:jc w:val="left"/>
       </w:pPr>
       <w:r>
@@ -614,6 +685,7 @@
     </w:p>
     <w:p>
       <w:pPr>
+        <w:spacing w:line="259" w:lineRule="auto" w:after="60"/>
         <w:jc w:val="left"/>
       </w:pPr>
       <w:r>
@@ -622,6 +694,7 @@
     </w:p>
     <w:p>
       <w:pPr>
+        <w:spacing w:line="259" w:lineRule="auto" w:after="60"/>
         <w:jc w:val="left"/>
       </w:pPr>
       <w:r>
@@ -630,6 +703,7 @@
     </w:p>
     <w:p>
       <w:pPr>
+        <w:spacing w:line="259" w:lineRule="auto" w:after="60"/>
         <w:jc w:val="left"/>
       </w:pPr>
       <w:r>
@@ -638,16 +712,22 @@
     </w:p>
     <w:p>
       <w:pPr>
+        <w:spacing w:line="259" w:lineRule="auto" w:after="60"/>
         <w:jc w:val="left"/>
       </w:pPr>
       <w:r>
         <w:t>dauerhaft nicht erfüllbar).</w:t>
       </w:r>
     </w:p>
-    <w:p/>
+    <w:p>
+      <w:pPr>
+        <w:spacing w:line="259" w:lineRule="auto" w:after="60"/>
+      </w:pPr>
+    </w:p>
     <w:p>
       <w:pPr>
         <w:pStyle w:val="Heading2"/>
+        <w:spacing w:line="259" w:lineRule="auto" w:after="60"/>
       </w:pPr>
       <w:r>
         <w:rPr>
@@ -659,6 +739,7 @@
     <w:p>
       <w:pPr>
         <w:pStyle w:val="Heading3"/>
+        <w:spacing w:line="259" w:lineRule="auto" w:after="60"/>
       </w:pPr>
       <w:r>
         <w:rPr>
@@ -669,6 +750,7 @@
     </w:p>
     <w:p>
       <w:pPr>
+        <w:spacing w:line="259" w:lineRule="auto" w:after="60"/>
         <w:jc w:val="left"/>
       </w:pPr>
       <w:r>
@@ -677,6 +759,7 @@
     </w:p>
     <w:p>
       <w:pPr>
+        <w:spacing w:line="259" w:lineRule="auto" w:after="60"/>
         <w:jc w:val="left"/>
       </w:pPr>
       <w:r>
@@ -685,6 +768,7 @@
     </w:p>
     <w:p>
       <w:pPr>
+        <w:spacing w:line="259" w:lineRule="auto" w:after="60"/>
         <w:jc w:val="left"/>
       </w:pPr>
       <w:r>
@@ -693,6 +777,7 @@
     </w:p>
     <w:p>
       <w:pPr>
+        <w:spacing w:line="259" w:lineRule="auto" w:after="60"/>
         <w:jc w:val="left"/>
       </w:pPr>
       <w:r>
@@ -701,6 +786,7 @@
     </w:p>
     <w:p>
       <w:pPr>
+        <w:spacing w:line="259" w:lineRule="auto" w:after="60"/>
         <w:jc w:val="left"/>
       </w:pPr>
       <w:r>
@@ -710,6 +796,7 @@
     <w:p>
       <w:pPr>
         <w:pStyle w:val="Heading3"/>
+        <w:spacing w:line="259" w:lineRule="auto" w:after="60"/>
       </w:pPr>
       <w:r>
         <w:rPr>
@@ -720,6 +807,7 @@
     </w:p>
     <w:p>
       <w:pPr>
+        <w:spacing w:line="259" w:lineRule="auto" w:after="60"/>
         <w:jc w:val="left"/>
       </w:pPr>
       <w:r>
@@ -728,6 +816,7 @@
     </w:p>
     <w:p>
       <w:pPr>
+        <w:spacing w:line="259" w:lineRule="auto" w:after="60"/>
         <w:jc w:val="left"/>
       </w:pPr>
       <w:r>
@@ -739,6 +828,7 @@
     </w:p>
     <w:p>
       <w:pPr>
+        <w:spacing w:line="259" w:lineRule="auto" w:after="60"/>
         <w:jc w:val="left"/>
       </w:pPr>
       <w:r>
@@ -747,6 +837,7 @@
     </w:p>
     <w:p>
       <w:pPr>
+        <w:spacing w:line="259" w:lineRule="auto" w:after="60"/>
         <w:jc w:val="left"/>
       </w:pPr>
       <w:r>
@@ -755,6 +846,7 @@
     </w:p>
     <w:p>
       <w:pPr>
+        <w:spacing w:line="259" w:lineRule="auto" w:after="60"/>
         <w:jc w:val="left"/>
       </w:pPr>
       <w:r>
@@ -763,6 +855,7 @@
     </w:p>
     <w:p>
       <w:pPr>
+        <w:spacing w:line="259" w:lineRule="auto" w:after="60"/>
         <w:jc w:val="left"/>
       </w:pPr>
       <w:r>
@@ -771,6 +864,7 @@
     </w:p>
     <w:p>
       <w:pPr>
+        <w:spacing w:line="259" w:lineRule="auto" w:after="60"/>
         <w:jc w:val="left"/>
       </w:pPr>
       <w:r>
@@ -779,6 +873,7 @@
     </w:p>
     <w:p>
       <w:pPr>
+        <w:spacing w:line="259" w:lineRule="auto" w:after="60"/>
         <w:jc w:val="left"/>
       </w:pPr>
       <w:r>
@@ -790,6 +885,7 @@
     </w:p>
     <w:p>
       <w:pPr>
+        <w:spacing w:line="259" w:lineRule="auto" w:after="60"/>
         <w:jc w:val="left"/>
       </w:pPr>
       <w:r>
@@ -798,6 +894,7 @@
     </w:p>
     <w:p>
       <w:pPr>
+        <w:spacing w:line="259" w:lineRule="auto" w:after="60"/>
         <w:jc w:val="left"/>
       </w:pPr>
       <w:r>
@@ -806,6 +903,7 @@
     </w:p>
     <w:p>
       <w:pPr>
+        <w:spacing w:line="259" w:lineRule="auto" w:after="60"/>
         <w:jc w:val="left"/>
       </w:pPr>
       <w:r>
@@ -814,6 +912,7 @@
     </w:p>
     <w:p>
       <w:pPr>
+        <w:spacing w:line="259" w:lineRule="auto" w:after="60"/>
         <w:jc w:val="left"/>
       </w:pPr>
       <w:r>
@@ -822,6 +921,7 @@
     </w:p>
     <w:p>
       <w:pPr>
+        <w:spacing w:line="259" w:lineRule="auto" w:after="60"/>
         <w:jc w:val="left"/>
       </w:pPr>
       <w:r>
@@ -833,6 +933,7 @@
     </w:p>
     <w:p>
       <w:pPr>
+        <w:spacing w:line="259" w:lineRule="auto" w:after="60"/>
         <w:jc w:val="left"/>
       </w:pPr>
       <w:r>
@@ -841,6 +942,7 @@
     </w:p>
     <w:p>
       <w:pPr>
+        <w:spacing w:line="259" w:lineRule="auto" w:after="60"/>
         <w:jc w:val="left"/>
       </w:pPr>
       <w:r>
@@ -849,6 +951,7 @@
     </w:p>
     <w:p>
       <w:pPr>
+        <w:spacing w:line="259" w:lineRule="auto" w:after="60"/>
         <w:jc w:val="left"/>
       </w:pPr>
       <w:r>
@@ -857,6 +960,7 @@
     </w:p>
     <w:p>
       <w:pPr>
+        <w:spacing w:line="259" w:lineRule="auto" w:after="60"/>
         <w:jc w:val="left"/>
       </w:pPr>
       <w:r>
@@ -871,6 +975,7 @@
     </w:p>
     <w:p>
       <w:pPr>
+        <w:spacing w:line="259" w:lineRule="auto" w:after="60"/>
         <w:jc w:val="left"/>
       </w:pPr>
       <w:r>
@@ -879,16 +984,22 @@
     </w:p>
     <w:p>
       <w:pPr>
+        <w:spacing w:line="259" w:lineRule="auto" w:after="60"/>
         <w:jc w:val="left"/>
       </w:pPr>
       <w:r>
         <w:t>Einigung, Einreichung des Schutzschirmantrags beim AG Erfurt.</w:t>
       </w:r>
     </w:p>
-    <w:p/>
+    <w:p>
+      <w:pPr>
+        <w:spacing w:line="259" w:lineRule="auto" w:after="60"/>
+      </w:pPr>
+    </w:p>
     <w:p>
       <w:pPr>
         <w:pStyle w:val="Heading2"/>
+        <w:spacing w:line="259" w:lineRule="auto" w:after="60"/>
       </w:pPr>
       <w:r>
         <w:rPr>
@@ -899,6 +1010,7 @@
     </w:p>
     <w:p>
       <w:pPr>
+        <w:spacing w:line="259" w:lineRule="auto" w:after="60"/>
         <w:jc w:val="left"/>
       </w:pPr>
       <w:r>
@@ -907,6 +1019,7 @@
     </w:p>
     <w:p>
       <w:pPr>
+        <w:spacing w:line="259" w:lineRule="auto" w:after="60"/>
         <w:jc w:val="left"/>
       </w:pPr>
       <w:r>
@@ -915,6 +1028,7 @@
     </w:p>
     <w:p>
       <w:pPr>
+        <w:spacing w:line="259" w:lineRule="auto" w:after="60"/>
         <w:jc w:val="left"/>
       </w:pPr>
       <w:r>
@@ -923,6 +1037,7 @@
     </w:p>
     <w:p>
       <w:pPr>
+        <w:spacing w:line="259" w:lineRule="auto" w:after="60"/>
         <w:ind w:left="567"/>
       </w:pPr>
       <w:r>
@@ -934,6 +1049,7 @@
     </w:p>
     <w:p>
       <w:pPr>
+        <w:spacing w:line="259" w:lineRule="auto" w:after="60"/>
         <w:ind w:left="567"/>
       </w:pPr>
       <w:r>
@@ -945,6 +1061,7 @@
     </w:p>
     <w:p>
       <w:pPr>
+        <w:spacing w:line="259" w:lineRule="auto" w:after="60"/>
         <w:jc w:val="left"/>
       </w:pPr>
       <w:r>
@@ -962,6 +1079,7 @@
     </w:p>
     <w:p>
       <w:pPr>
+        <w:spacing w:line="259" w:lineRule="auto" w:after="60"/>
         <w:jc w:val="left"/>
       </w:pPr>
       <w:r>
@@ -970,6 +1088,7 @@
     </w:p>
     <w:p>
       <w:pPr>
+        <w:spacing w:line="259" w:lineRule="auto" w:after="60"/>
         <w:jc w:val="left"/>
       </w:pPr>
       <w:r>
@@ -978,6 +1097,7 @@
     </w:p>
     <w:p>
       <w:pPr>
+        <w:spacing w:line="259" w:lineRule="auto" w:after="60"/>
         <w:jc w:val="left"/>
       </w:pPr>
       <w:r>
@@ -986,6 +1106,7 @@
     </w:p>
     <w:p>
       <w:pPr>
+        <w:spacing w:line="259" w:lineRule="auto" w:after="60"/>
         <w:jc w:val="left"/>
       </w:pPr>
       <w:r>
@@ -994,16 +1115,22 @@
     </w:p>
     <w:p>
       <w:pPr>
+        <w:spacing w:line="259" w:lineRule="auto" w:after="60"/>
         <w:jc w:val="left"/>
       </w:pPr>
       <w:r>
         <w:t>anfechtungsrelevant vorgemerkt.</w:t>
       </w:r>
     </w:p>
-    <w:p/>
+    <w:p>
+      <w:pPr>
+        <w:spacing w:line="259" w:lineRule="auto" w:after="60"/>
+      </w:pPr>
+    </w:p>
     <w:p>
       <w:pPr>
         <w:pStyle w:val="Heading2"/>
+        <w:spacing w:line="259" w:lineRule="auto" w:after="60"/>
       </w:pPr>
       <w:r>
         <w:rPr>
@@ -1014,6 +1141,7 @@
     </w:p>
     <w:p>
       <w:pPr>
+        <w:spacing w:line="259" w:lineRule="auto" w:after="60"/>
         <w:jc w:val="left"/>
       </w:pPr>
       <w:r>
@@ -1022,6 +1150,7 @@
     </w:p>
     <w:p>
       <w:pPr>
+        <w:spacing w:line="259" w:lineRule="auto" w:after="60"/>
         <w:jc w:val="left"/>
       </w:pPr>
       <w:r>
@@ -1030,6 +1159,7 @@
     </w:p>
     <w:p>
       <w:pPr>
+        <w:spacing w:line="259" w:lineRule="auto" w:after="60"/>
         <w:jc w:val="left"/>
       </w:pPr>
       <w:r>
@@ -1038,6 +1168,7 @@
     </w:p>
     <w:p>
       <w:pPr>
+        <w:spacing w:line="259" w:lineRule="auto" w:after="60"/>
         <w:jc w:val="left"/>
       </w:pPr>
       <w:r>
@@ -1046,6 +1177,7 @@
     </w:p>
     <w:p>
       <w:pPr>
+        <w:spacing w:line="259" w:lineRule="auto" w:after="60"/>
         <w:jc w:val="left"/>
       </w:pPr>
       <w:r>
@@ -1054,6 +1186,7 @@
     </w:p>
     <w:p>
       <w:pPr>
+        <w:spacing w:line="259" w:lineRule="auto" w:after="60"/>
         <w:jc w:val="left"/>
       </w:pPr>
       <w:r>
@@ -1062,6 +1195,7 @@
     </w:p>
     <w:p>
       <w:pPr>
+        <w:spacing w:line="259" w:lineRule="auto" w:after="60"/>
         <w:jc w:val="left"/>
       </w:pPr>
       <w:r>
@@ -1070,16 +1204,22 @@
     </w:p>
     <w:p>
       <w:pPr>
+        <w:spacing w:line="259" w:lineRule="auto" w:after="60"/>
         <w:jc w:val="left"/>
       </w:pPr>
       <w:r>
         <w:t>zur Masse bestünden.</w:t>
       </w:r>
     </w:p>
-    <w:p/>
+    <w:p>
+      <w:pPr>
+        <w:spacing w:line="259" w:lineRule="auto" w:after="60"/>
+      </w:pPr>
+    </w:p>
     <w:p>
       <w:pPr>
         <w:pStyle w:val="Heading2"/>
+        <w:spacing w:line="259" w:lineRule="auto" w:after="60"/>
       </w:pPr>
       <w:r>
         <w:rPr>
@@ -1511,9 +1651,14 @@
         </w:tc>
       </w:tr>
     </w:tbl>
-    <w:p/>
     <w:p>
       <w:pPr>
+        <w:spacing w:line="259" w:lineRule="auto" w:after="60"/>
+      </w:pPr>
+    </w:p>
+    <w:p>
+      <w:pPr>
+        <w:spacing w:line="259" w:lineRule="auto" w:after="60"/>
         <w:jc w:val="left"/>
       </w:pPr>
       <w:r>
@@ -1525,6 +1670,7 @@
     </w:p>
     <w:p>
       <w:pPr>
+        <w:spacing w:line="259" w:lineRule="auto" w:after="60"/>
         <w:jc w:val="left"/>
       </w:pPr>
       <w:r>
@@ -1536,6 +1682,7 @@
     </w:p>
     <w:p>
       <w:pPr>
+        <w:spacing w:line="259" w:lineRule="auto" w:after="60"/>
         <w:jc w:val="left"/>
       </w:pPr>
       <w:r>
@@ -1546,13 +1693,58 @@
       </w:r>
     </w:p>
     <w:sectPr>
+      <w:headerReference w:type="default" r:id="rId9"/>
+      <w:footerReference w:type="default" r:id="rId10"/>
       <w:pgSz w:w="11906" w:h="16838"/>
-      <w:pgMar w:top="1417" w:right="1417" w:bottom="1417" w:left="1417" w:header="720" w:footer="720" w:gutter="0"/>
+      <w:pgMar w:top="1191" w:right="1247" w:bottom="1134" w:left="1361" w:header="720" w:footer="720" w:gutter="0"/>
       <w:cols w:space="720"/>
       <w:docGrid w:linePitch="360"/>
     </w:sectPr>
   </w:body>
 </w:document>
+</file>
+
+<file path=word/footer1.xml><?xml version="1.0" encoding="utf-8"?>
+<w:ftr xmlns:m="http://schemas.openxmlformats.org/officeDocument/2006/math" xmlns:mc="http://schemas.openxmlformats.org/markup-compatibility/2006" xmlns:mo="http://schemas.microsoft.com/office/mac/office/2008/main" xmlns:mv="urn:schemas-microsoft-com:mac:vml" xmlns:o="urn:schemas-microsoft-com:office:office" xmlns:r="http://schemas.openxmlformats.org/officeDocument/2006/relationships" xmlns:v="urn:schemas-microsoft-com:vml" xmlns:w10="urn:schemas-microsoft-com:office:word" xmlns:w14="http://schemas.microsoft.com/office/word/2010/wordml" xmlns:w="http://schemas.openxmlformats.org/wordprocessingml/2006/main" xmlns:wne="http://schemas.microsoft.com/office/word/2006/wordml" xmlns:wp14="http://schemas.microsoft.com/office/word/2010/wordprocessingDrawing" xmlns:wp="http://schemas.openxmlformats.org/drawingml/2006/wordprocessingDrawing" xmlns:wpc="http://schemas.microsoft.com/office/word/2010/wordprocessingCanvas" xmlns:wpg="http://schemas.microsoft.com/office/word/2010/wordprocessingGroup" xmlns:wpi="http://schemas.microsoft.com/office/word/2010/wordprocessingInk" xmlns:wps="http://schemas.microsoft.com/office/word/2010/wordprocessingShape" mc:Ignorable="w14 wp14">
+  <w:p>
+    <w:pPr>
+      <w:pStyle w:val="Footer"/>
+      <w:jc w:val="left"/>
+    </w:pPr>
+    <w:r/>
+    <w:r>
+      <w:rPr>
+        <w:rFonts w:ascii="Times New Roman" w:hAnsi="Times New Roman"/>
+        <w:b w:val="0"/>
+        <w:color w:val="777777"/>
+        <w:sz w:val="17"/>
+      </w:rPr>
+      <w:t>Vertraulich | Bearbeitungsstand Juli 2026 | nur zur Aktenbearbeitung</w:t>
+    </w:r>
+  </w:p>
+</w:ftr>
+</file>
+
+<file path=word/header1.xml><?xml version="1.0" encoding="utf-8"?>
+<w:hdr xmlns:m="http://schemas.openxmlformats.org/officeDocument/2006/math" xmlns:mc="http://schemas.openxmlformats.org/markup-compatibility/2006" xmlns:mo="http://schemas.microsoft.com/office/mac/office/2008/main" xmlns:mv="urn:schemas-microsoft-com:mac:vml" xmlns:o="urn:schemas-microsoft-com:office:office" xmlns:r="http://schemas.openxmlformats.org/officeDocument/2006/relationships" xmlns:v="urn:schemas-microsoft-com:vml" xmlns:w10="urn:schemas-microsoft-com:office:word" xmlns:w14="http://schemas.microsoft.com/office/word/2010/wordml" xmlns:w="http://schemas.openxmlformats.org/wordprocessingml/2006/main" xmlns:wne="http://schemas.microsoft.com/office/word/2006/wordml" xmlns:wp14="http://schemas.microsoft.com/office/word/2010/wordprocessingDrawing" xmlns:wp="http://schemas.openxmlformats.org/drawingml/2006/wordprocessingDrawing" xmlns:wpc="http://schemas.microsoft.com/office/word/2010/wordprocessingCanvas" xmlns:wpg="http://schemas.microsoft.com/office/word/2010/wordprocessingGroup" xmlns:wpi="http://schemas.microsoft.com/office/word/2010/wordprocessingInk" xmlns:wps="http://schemas.microsoft.com/office/word/2010/wordprocessingShape" mc:Ignorable="w14 wp14">
+  <w:p>
+    <w:pPr>
+      <w:pStyle w:val="Header"/>
+      <w:jc w:val="left"/>
+    </w:pPr>
+    <w:r/>
+    <w:r>
+      <w:rPr>
+        <w:rFonts w:ascii="Times New Roman" w:hAnsi="Times New Roman"/>
+        <w:b w:val="0"/>
+        <w:i w:val="0"/>
+        <w:color w:val="666666"/>
+        <w:sz w:val="17"/>
+      </w:rPr>
+      <w:t>Lindenhof und Partner mbB | Insolvenz- und Restrukturierungsakte | Bearbeitungsstand Juli 2026</w:t>
+    </w:r>
+  </w:p>
+</w:hdr>
 </file>
 
 <file path=word/numbering.xml><?xml version="1.0" encoding="utf-8"?>
@@ -2269,11 +2461,12 @@
       <w:contextualSpacing/>
     </w:pPr>
     <w:rPr>
-      <w:rFonts w:asciiTheme="majorHAnsi" w:eastAsiaTheme="majorEastAsia" w:hAnsiTheme="majorHAnsi" w:cstheme="majorBidi"/>
+      <w:rFonts w:asciiTheme="majorHAnsi" w:eastAsiaTheme="majorEastAsia" w:hAnsiTheme="majorHAnsi" w:cstheme="majorBidi" w:ascii="Times New Roman" w:hAnsi="Times New Roman"/>
+      <w:b/>
       <w:color w:val="17365D" w:themeColor="text2" w:themeShade="BF"/>
       <w:spacing w:val="5"/>
       <w:kern w:val="28"/>
-      <w:sz w:val="52"/>
+      <w:sz w:val="30"/>
       <w:szCs w:val="52"/>
     </w:rPr>
   </w:style>
